--- a/docs/user-manuals/CipherContact - Agent User Manual.docx
+++ b/docs/user-manuals/CipherContact - Agent User Manual.docx
@@ -1564,6 +1564,38 @@
     </w:p>
     <w:p>
       <w:pPr>
+        <w:pStyle w:val="Heading2"/>
+      </w:pPr>
+      <w:r>
+        <w:t>Optional Progress and Badges</w:t>
+      </w:r>
+    </w:p>
+    <w:p>
+      <w:pPr>
+        <w:pStyle w:val="ListBullet"/>
+      </w:pPr>
+      <w:r>
+        <w:t>If your installation has turned this on, Workbench → Preferences lets you opt in to a private daily-progress view and workflow badges. Nobody else can see your progress, goal, or badges.</w:t>
+      </w:r>
+    </w:p>
+    <w:p>
+      <w:pPr>
+        <w:pStyle w:val="ListBullet"/>
+      </w:pPr>
+      <w:r>
+        <w:t>You can turn celebrations on or off separately from the feature itself, and set or clear a private daily goal at any time.</w:t>
+      </w:r>
+    </w:p>
+    <w:p>
+      <w:pPr>
+        <w:pStyle w:val="ListBullet"/>
+      </w:pPr>
+      <w:r>
+        <w:t>This is entirely optional and never changes your permissions, assignments, or recorded outcomes. There is no public ranking or comparison against other agents.</w:t>
+      </w:r>
+    </w:p>
+    <w:p>
+      <w:pPr>
         <w:pStyle w:val="Heading1"/>
       </w:pPr>
       <w:r>
@@ -1857,6 +1889,18 @@
       </w:r>
     </w:p>
     <w:p>
+      <w:pPr/>
+      <w:r>
+        <w:rPr>
+          <w:b/>
+        </w:rPr>
+        <w:t xml:space="preserve">Important  </w:t>
+      </w:r>
+      <w:r>
+        <w:t>Some outcomes return the number to the shared queue automatically after a short wait rather than completing it, instead of putting it back immediately. A hang-up outcome saves the result and keeps the same contact with you for an immediate redial using the Redial now link – do not select Secure next contact to reach it again. The screen explains what happens next for the outcome you selected.</w:t>
+      </w:r>
+    </w:p>
+    <w:p>
       <w:pPr>
         <w:pStyle w:val="Heading2"/>
       </w:pPr>
@@ -2253,6 +2297,18 @@
       </w:r>
       <w:r>
         <w:t>The contact is no longer held by you, and CipherContact records why it was released.</w:t>
+      </w:r>
+    </w:p>
+    <w:p>
+      <w:pPr/>
+      <w:r>
+        <w:rPr>
+          <w:b/>
+        </w:rPr>
+        <w:t xml:space="preserve">Important  </w:t>
+      </w:r>
+      <w:r>
+        <w:t>A retryable outcome that reaches its attempt limit moves automatically to your manager's review queue. You do not need to do anything further with it – do not keep re-attempting a number CipherContact has stopped offering you.</w:t>
       </w:r>
     </w:p>
     <w:p>
